--- a/mps-nivel-c/oficial/04_registros/AASP_CNJ/MED-AASPCNJ01-001_Registro-de-Medicao.docx
+++ b/mps-nivel-c/oficial/04_registros/AASP_CNJ/MED-AASPCNJ01-001_Registro-de-Medicao.docx
@@ -1430,7 +1430,7 @@
                 <w:i w:val="0"/>
                 <w:sz w:val="20"/>
               </w:rPr>
-              <w:t>Raony</w:t>
+              <w:t>Raony Chagas</w:t>
             </w:r>
           </w:p>
         </w:tc>
@@ -1539,7 +1539,7 @@
                 <w:i w:val="0"/>
                 <w:sz w:val="20"/>
               </w:rPr>
-              <w:t>Raony</w:t>
+              <w:t>Raony Chagas</w:t>
             </w:r>
           </w:p>
         </w:tc>
@@ -1644,7 +1644,7 @@
                 <w:i w:val="0"/>
                 <w:sz w:val="20"/>
               </w:rPr>
-              <w:t>Raony / Levi</w:t>
+              <w:t>Raony Chagas / Levi Santos</w:t>
             </w:r>
           </w:p>
         </w:tc>
@@ -1753,7 +1753,7 @@
                 <w:i w:val="0"/>
                 <w:sz w:val="20"/>
               </w:rPr>
-              <w:t>Raony / Jonatan</w:t>
+              <w:t>Raony Chagas / Jonatan</w:t>
             </w:r>
           </w:p>
         </w:tc>
@@ -1858,7 +1858,7 @@
                 <w:i w:val="0"/>
                 <w:sz w:val="20"/>
               </w:rPr>
-              <w:t>Raony / Abraão Oliveira</w:t>
+              <w:t>Raony Chagas / Abraão Oliveira</w:t>
             </w:r>
           </w:p>
         </w:tc>

--- a/mps-nivel-c/oficial/04_registros/AASP_CNJ/MED-AASPCNJ01-001_Registro-de-Medicao.docx
+++ b/mps-nivel-c/oficial/04_registros/AASP_CNJ/MED-AASPCNJ01-001_Registro-de-Medicao.docx
@@ -1325,7 +1325,7 @@
                 <w:i w:val="0"/>
                 <w:sz w:val="20"/>
               </w:rPr>
-              <w:t>Cézar / Abraão Oliveira</w:t>
+              <w:t>Cézar Hiraki / Abraão Oliveira</w:t>
             </w:r>
           </w:p>
         </w:tc>

--- a/mps-nivel-c/oficial/04_registros/AASP_CNJ/MED-AASPCNJ01-001_Registro-de-Medicao.docx
+++ b/mps-nivel-c/oficial/04_registros/AASP_CNJ/MED-AASPCNJ01-001_Registro-de-Medicao.docx
@@ -450,7 +450,7 @@
                 <w:i w:val="0"/>
                 <w:sz w:val="20"/>
               </w:rPr>
-              <w:t>Abraão Oliveira</w:t>
+              <w:t>Cezar Hiraki Velazquez</w:t>
             </w:r>
           </w:p>
         </w:tc>
@@ -1325,7 +1325,7 @@
                 <w:i w:val="0"/>
                 <w:sz w:val="20"/>
               </w:rPr>
-              <w:t>Cézar Hiraki / Abraão Oliveira</w:t>
+              <w:t>Cezar Hiraki Velazquez / Cezar Hiraki Velazquez</w:t>
             </w:r>
           </w:p>
         </w:tc>
@@ -1644,7 +1644,7 @@
                 <w:i w:val="0"/>
                 <w:sz w:val="20"/>
               </w:rPr>
-              <w:t>Raony Chagas / Levi Santos</w:t>
+              <w:t>Raony Chagas / Renan Kiyoshi</w:t>
             </w:r>
           </w:p>
         </w:tc>
@@ -1753,7 +1753,7 @@
                 <w:i w:val="0"/>
                 <w:sz w:val="20"/>
               </w:rPr>
-              <w:t>Raony Chagas / Jonatan</w:t>
+              <w:t>Raony Chagas / Caroline Sousa</w:t>
             </w:r>
           </w:p>
         </w:tc>
@@ -1858,7 +1858,7 @@
                 <w:i w:val="0"/>
                 <w:sz w:val="20"/>
               </w:rPr>
-              <w:t>Raony Chagas / Abraão Oliveira</w:t>
+              <w:t>Raony Chagas / Cezar Hiraki Velazquez</w:t>
             </w:r>
           </w:p>
         </w:tc>

--- a/mps-nivel-c/oficial/04_registros/AASP_CNJ/MED-AASPCNJ01-001_Registro-de-Medicao.docx
+++ b/mps-nivel-c/oficial/04_registros/AASP_CNJ/MED-AASPCNJ01-001_Registro-de-Medicao.docx
@@ -444,13 +444,7 @@
               <w:spacing w:before="40" w:after="40"/>
             </w:pPr>
             <w:r>
-              <w:rPr>
-                <w:rFonts w:ascii="Calibri" w:hAnsi="Calibri"/>
-                <w:b w:val="0"/>
-                <w:i w:val="0"/>
-                <w:sz w:val="20"/>
-              </w:rPr>
-              <w:t>Cezar Hiraki Velazquez</w:t>
+              <w:t>Abraão Oliveira</w:t>
             </w:r>
           </w:p>
         </w:tc>
@@ -1325,7 +1319,7 @@
                 <w:i w:val="0"/>
                 <w:sz w:val="20"/>
               </w:rPr>
-              <w:t>Cezar Hiraki Velazquez / Cezar Hiraki Velazquez</w:t>
+              <w:t>Cézar Hiraki Velázquez / Cézar Hiraki Velázquez</w:t>
             </w:r>
           </w:p>
         </w:tc>
@@ -1644,7 +1638,7 @@
                 <w:i w:val="0"/>
                 <w:sz w:val="20"/>
               </w:rPr>
-              <w:t>Raony Chagas / Renan Kiyoshi</w:t>
+              <w:t>Raony Chagas / Mateus Veloso</w:t>
             </w:r>
           </w:p>
         </w:tc>
@@ -1858,7 +1852,7 @@
                 <w:i w:val="0"/>
                 <w:sz w:val="20"/>
               </w:rPr>
-              <w:t>Raony Chagas / Cezar Hiraki Velazquez</w:t>
+              <w:t>Raony Chagas / Cézar Hiraki Velázquez</w:t>
             </w:r>
           </w:p>
         </w:tc>

--- a/mps-nivel-c/oficial/04_registros/AASP_CNJ/MED-AASPCNJ01-001_Registro-de-Medicao.docx
+++ b/mps-nivel-c/oficial/04_registros/AASP_CNJ/MED-AASPCNJ01-001_Registro-de-Medicao.docx
@@ -34,7 +34,7 @@
           <w:color w:val="555555"/>
           <w:sz w:val="20"/>
         </w:rPr>
-        <w:t>MED-AASPCNJ01-001   ·   Versão Data   ·   R$ 0,01 / processo   ·   Timeware Brasil</w:t>
+        <w:t>MED-AASPCNJ01-001   ·   Versão 1.0   ·   11/06/2026   ·   Timeware Brasil</w:t>
       </w:r>
     </w:p>
     <w:p>

--- a/mps-nivel-c/oficial/04_registros/AASP_CNJ/MED-AASPCNJ01-001_Registro-de-Medicao.docx
+++ b/mps-nivel-c/oficial/04_registros/AASP_CNJ/MED-AASPCNJ01-001_Registro-de-Medicao.docx
@@ -813,7 +813,7 @@
                 <w:i w:val="0"/>
                 <w:sz w:val="20"/>
               </w:rPr>
-              <w:t>~R$ 180.000/ano (base: volume atual de 550 mil instâncias)</w:t>
+              <w:t>~R$ 176.040/ano (base: volume atual de 550 mil instâncias)</w:t>
             </w:r>
           </w:p>
         </w:tc>
@@ -1319,7 +1319,7 @@
                 <w:i w:val="0"/>
                 <w:sz w:val="20"/>
               </w:rPr>
-              <w:t>Cézar Hiraki Velázquez / Cézar Hiraki Velázquez</w:t>
+              <w:t>Cézar Hiraki Velázquez / Raony Chagas</w:t>
             </w:r>
           </w:p>
         </w:tc>
@@ -2617,7 +2617,7 @@
           <w:color w:val="1A5276"/>
           <w:sz w:val="22"/>
         </w:rPr>
-        <w:t>Nota: a diferença entre os ~R$ 180.000 citados nos alinhamentos e o valor calculado decorre do modelo de cobrança — a Solucionário cobra por instância (uma por grau), enquanto a CNJ cobra por processo. Para ~183 mil processos com média de 3 instâncias, o custo anterior seria 550 mil × R$ 0,03 = R$ 16.500/mês.</w:t>
+        <w:t>Nota: a diferença entre os ~R$ 176.040 citados nos alinhamentos e o valor calculado decorre do modelo de cobrança — a Solucionário cobra por instância (uma por grau), enquanto a CNJ cobra por processo. Para ~183 mil processos com média de 3 instâncias, o custo anterior seria 550 mil × R$ 0,03 = R$ 16.500/mês.</w:t>
       </w:r>
     </w:p>
     <w:p>

--- a/mps-nivel-c/oficial/04_registros/AASP_CNJ/MED-AASPCNJ01-001_Registro-de-Medicao.docx
+++ b/mps-nivel-c/oficial/04_registros/AASP_CNJ/MED-AASPCNJ01-001_Registro-de-Medicao.docx
@@ -34,7 +34,7 @@
           <w:color w:val="555555"/>
           <w:sz w:val="20"/>
         </w:rPr>
-        <w:t>MED-AASPCNJ01-001   ·   Versão Data   ·   R$ 0,01 / processo   ·   Timeware Brasil</w:t>
+        <w:t>MED-AASPCNJ01-001   ·   Versão 1.0   ·   11/06/2026   ·   Timeware Brasil</w:t>
       </w:r>
     </w:p>
     <w:p>
@@ -444,12 +444,6 @@
               <w:spacing w:before="40" w:after="40"/>
             </w:pPr>
             <w:r>
-              <w:rPr>
-                <w:rFonts w:ascii="Calibri" w:hAnsi="Calibri"/>
-                <w:b w:val="0"/>
-                <w:i w:val="0"/>
-                <w:sz w:val="20"/>
-              </w:rPr>
               <w:t>Abraão Oliveira</w:t>
             </w:r>
           </w:p>
@@ -819,7 +813,7 @@
                 <w:i w:val="0"/>
                 <w:sz w:val="20"/>
               </w:rPr>
-              <w:t>~R$ 180.000/ano (base: volume atual de 550 mil instâncias)</w:t>
+              <w:t>~R$ 176.040/ano (base: volume atual de 550 mil instâncias)</w:t>
             </w:r>
           </w:p>
         </w:tc>
@@ -1325,7 +1319,7 @@
                 <w:i w:val="0"/>
                 <w:sz w:val="20"/>
               </w:rPr>
-              <w:t>Cézar Hiraki / Abraão Oliveira</w:t>
+              <w:t>Cézar Hiraki Velázquez / Raony Chagas</w:t>
             </w:r>
           </w:p>
         </w:tc>
@@ -1644,7 +1638,7 @@
                 <w:i w:val="0"/>
                 <w:sz w:val="20"/>
               </w:rPr>
-              <w:t>Raony Chagas / Levi Santos</w:t>
+              <w:t>Raony Chagas / Mateus Veloso</w:t>
             </w:r>
           </w:p>
         </w:tc>
@@ -1753,7 +1747,7 @@
                 <w:i w:val="0"/>
                 <w:sz w:val="20"/>
               </w:rPr>
-              <w:t>Raony Chagas / Jonatan</w:t>
+              <w:t>Raony Chagas / Caroline Sousa</w:t>
             </w:r>
           </w:p>
         </w:tc>
@@ -1858,7 +1852,7 @@
                 <w:i w:val="0"/>
                 <w:sz w:val="20"/>
               </w:rPr>
-              <w:t>Raony Chagas / Abraão Oliveira</w:t>
+              <w:t>Raony Chagas / Cézar Hiraki Velázquez</w:t>
             </w:r>
           </w:p>
         </w:tc>
@@ -2623,7 +2617,7 @@
           <w:color w:val="1A5276"/>
           <w:sz w:val="22"/>
         </w:rPr>
-        <w:t>Nota: a diferença entre os ~R$ 180.000 citados nos alinhamentos e o valor calculado decorre do modelo de cobrança — a Solucionário cobra por instância (uma por grau), enquanto a CNJ cobra por processo. Para ~183 mil processos com média de 3 instâncias, o custo anterior seria 550 mil × R$ 0,03 = R$ 16.500/mês.</w:t>
+        <w:t>Nota: a diferença entre os ~R$ 176.040 citados nos alinhamentos e o valor calculado decorre do modelo de cobrança — a Solucionário cobra por instância (uma por grau), enquanto a CNJ cobra por processo. Para ~183 mil processos com média de 3 instâncias, o custo anterior seria 550 mil × R$ 0,03 = R$ 16.500/mês.</w:t>
       </w:r>
     </w:p>
     <w:p>

--- a/mps-nivel-c/oficial/04_registros/AASP_CNJ/MED-AASPCNJ01-001_Registro-de-Medicao.docx
+++ b/mps-nivel-c/oficial/04_registros/AASP_CNJ/MED-AASPCNJ01-001_Registro-de-Medicao.docx
@@ -3139,7 +3139,7 @@
                 <w:i w:val="0"/>
                 <w:sz w:val="20"/>
               </w:rPr>
-              <w:t>11/06/2026</w:t>
+              <w:t>01/06/2026</w:t>
             </w:r>
           </w:p>
         </w:tc>
@@ -3164,7 +3164,7 @@
                 <w:i w:val="0"/>
                 <w:sz w:val="20"/>
               </w:rPr>
-              <w:t>Time de Melhoria Contínua</w:t>
+              <w:t>Abraão Oliveira (Gerente de Projeto)</w:t>
             </w:r>
           </w:p>
         </w:tc>
@@ -3189,7 +3189,7 @@
                 <w:i w:val="0"/>
                 <w:sz w:val="20"/>
               </w:rPr>
-              <w:t>Registro de medição consolidado a partir do Registro de Projeto AASP_CNJ v1.0 (08/06/2026).</w:t>
+              <w:t>Registro de medição do projeto.</w:t>
             </w:r>
           </w:p>
         </w:tc>

--- a/mps-nivel-c/oficial/04_registros/AASP_CNJ/MED-AASPCNJ01-001_Registro-de-Medicao.docx
+++ b/mps-nivel-c/oficial/04_registros/AASP_CNJ/MED-AASPCNJ01-001_Registro-de-Medicao.docx
@@ -394,7 +394,7 @@
                 <w:i w:val="0"/>
                 <w:sz w:val="20"/>
               </w:rPr>
-              <w:t>11/06/2026</w:t>
+              <w:t>10/06/2026</w:t>
             </w:r>
           </w:p>
         </w:tc>
@@ -1979,7 +1979,7 @@
           <w:color w:val="1A5276"/>
           <w:sz w:val="22"/>
         </w:rPr>
-        <w:t xml:space="preserve">Para a gestão ágil e a futura carga no Jira, o esforço foi também modelado retroativamente em </w:t>
+        <w:t>Para a evidência de gestão ágil, o esforço foi também modelado retroativamente em 155 SP distribuídos em Discovery + 11 sprints (velocity média ~14 SP/sprint), conciliado com as horas reais — ver GEST-AASPCNJ01 (abas Backlog, Tarefas e Acompanhamento).</w:t>
       </w:r>
       <w:r>
         <w:rPr>
@@ -1989,7 +1989,6 @@
           <w:color w:val="1A5276"/>
           <w:sz w:val="22"/>
         </w:rPr>
-        <w:t>155 SP</w:t>
       </w:r>
       <w:r>
         <w:rPr>
@@ -1999,7 +1998,6 @@
           <w:color w:val="1A5276"/>
           <w:sz w:val="22"/>
         </w:rPr>
-        <w:t xml:space="preserve"> distribuídos em </w:t>
       </w:r>
       <w:r>
         <w:rPr>
@@ -2009,7 +2007,6 @@
           <w:color w:val="1A5276"/>
           <w:sz w:val="22"/>
         </w:rPr>
-        <w:t>Discovery + 11 sprints</w:t>
       </w:r>
       <w:r>
         <w:rPr>
@@ -2019,7 +2016,6 @@
           <w:color w:val="1A5276"/>
           <w:sz w:val="22"/>
         </w:rPr>
-        <w:t xml:space="preserve"> (velocity média ~14 SP/sprint), conciliado com as horas reais — ver GEST-AASPCNJ01 (abas Backlog, Tarefas e Acompanhamento).</w:t>
       </w:r>
     </w:p>
     <w:p>
@@ -3139,7 +3135,7 @@
                 <w:i w:val="0"/>
                 <w:sz w:val="20"/>
               </w:rPr>
-              <w:t>11/06/2026</w:t>
+              <w:t>10/06/2026</w:t>
             </w:r>
           </w:p>
         </w:tc>
@@ -3164,7 +3160,7 @@
                 <w:i w:val="0"/>
                 <w:sz w:val="20"/>
               </w:rPr>
-              <w:t>Time de Melhoria Contínua</w:t>
+              <w:t>Gerente de Projeto</w:t>
             </w:r>
           </w:p>
         </w:tc>

--- a/mps-nivel-c/oficial/04_registros/AASP_CNJ/MED-AASPCNJ01-001_Registro-de-Medicao.docx
+++ b/mps-nivel-c/oficial/04_registros/AASP_CNJ/MED-AASPCNJ01-001_Registro-de-Medicao.docx
@@ -34,7 +34,7 @@
           <w:color w:val="555555"/>
           <w:sz w:val="20"/>
         </w:rPr>
-        <w:t>MED-AASPCNJ01-001   ·   Versão 1.0   ·   11/06/2026   ·   Timeware Brasil</w:t>
+        <w:t>MED-AASPCNJ01-001   ·   Versão 1.0   ·   10/06/2026   ·   Timeware Brasil</w:t>
       </w:r>
     </w:p>
     <w:p>
@@ -3185,7 +3185,7 @@
                 <w:i w:val="0"/>
                 <w:sz w:val="20"/>
               </w:rPr>
-              <w:t>Registro de medição consolidado a partir do Registro de Projeto AASP_CNJ v1.0 (08/06/2026).</w:t>
+              <w:t>Registro de medição consolidado a partir do Registro de Projeto AASP_CNJ v1.0.</w:t>
             </w:r>
           </w:p>
         </w:tc>
